--- a/laba4/laba4.docx
+++ b/laba4/laba4.docx
@@ -664,7 +664,7 @@
         <w:keepNext w:val="false"/>
         <w:keepLines w:val="false"/>
         <w:widowControl/>
-        <w:overflowPunct w:val="true"/>
+        <w:overflowPunct w:val="false"/>
         <w:bidi w:val="0"/>
         <w:snapToGrid w:val="true"/>
         <w:spacing w:lineRule="auto" w:line="360" w:before="0" w:after="0"/>
@@ -717,7 +717,7 @@
         <w:pageBreakBefore w:val="false"/>
         <w:widowControl/>
         <w:suppressLineNumbers w:val="0"/>
-        <w:overflowPunct w:val="true"/>
+        <w:overflowPunct w:val="false"/>
         <w:bidi w:val="0"/>
         <w:snapToGrid w:val="true"/>
         <w:spacing w:lineRule="auto" w:line="360" w:before="0" w:after="0"/>
@@ -1167,7 +1167,7 @@
         <w:keepLines w:val="false"/>
         <w:pageBreakBefore w:val="false"/>
         <w:widowControl/>
-        <w:overflowPunct w:val="true"/>
+        <w:overflowPunct w:val="false"/>
         <w:bidi w:val="0"/>
         <w:snapToGrid w:val="true"/>
         <w:spacing w:lineRule="auto" w:line="360" w:before="0" w:after="0"/>
@@ -1196,7 +1196,7 @@
         <w:keepLines w:val="false"/>
         <w:pageBreakBefore w:val="false"/>
         <w:widowControl/>
-        <w:overflowPunct w:val="true"/>
+        <w:overflowPunct w:val="false"/>
         <w:bidi w:val="0"/>
         <w:snapToGrid w:val="true"/>
         <w:spacing w:lineRule="auto" w:line="360" w:before="0" w:after="0"/>
@@ -1226,7 +1226,7 @@
         <w:keepLines w:val="false"/>
         <w:pageBreakBefore w:val="false"/>
         <w:widowControl/>
-        <w:overflowPunct w:val="true"/>
+        <w:overflowPunct w:val="false"/>
         <w:bidi w:val="0"/>
         <w:snapToGrid w:val="true"/>
         <w:spacing w:lineRule="auto" w:line="360" w:before="0" w:after="0"/>
@@ -1253,7 +1253,7 @@
       <w:pPr>
         <w:pStyle w:val="Normal"/>
         <w:widowControl/>
-        <w:overflowPunct w:val="true"/>
+        <w:overflowPunct w:val="false"/>
         <w:bidi w:val="0"/>
         <w:snapToGrid w:val="true"/>
         <w:spacing w:lineRule="auto" w:line="360" w:before="0" w:after="0"/>
@@ -1280,7 +1280,7 @@
       <w:pPr>
         <w:pStyle w:val="Normal"/>
         <w:widowControl/>
-        <w:overflowPunct w:val="true"/>
+        <w:overflowPunct w:val="false"/>
         <w:bidi w:val="0"/>
         <w:snapToGrid w:val="true"/>
         <w:spacing w:lineRule="auto" w:line="360" w:before="0" w:after="0"/>
@@ -1307,7 +1307,7 @@
       <w:pPr>
         <w:pStyle w:val="Normal"/>
         <w:widowControl/>
-        <w:overflowPunct w:val="true"/>
+        <w:overflowPunct w:val="false"/>
         <w:bidi w:val="0"/>
         <w:snapToGrid w:val="true"/>
         <w:spacing w:lineRule="auto" w:line="360" w:before="0" w:after="0"/>
@@ -1334,7 +1334,7 @@
       <w:pPr>
         <w:pStyle w:val="Normal"/>
         <w:widowControl/>
-        <w:overflowPunct w:val="true"/>
+        <w:overflowPunct w:val="false"/>
         <w:bidi w:val="0"/>
         <w:snapToGrid w:val="true"/>
         <w:spacing w:lineRule="auto" w:line="360" w:before="0" w:after="0"/>
@@ -1361,7 +1361,7 @@
       <w:pPr>
         <w:pStyle w:val="Normal"/>
         <w:widowControl/>
-        <w:overflowPunct w:val="true"/>
+        <w:overflowPunct w:val="false"/>
         <w:bidi w:val="0"/>
         <w:snapToGrid w:val="true"/>
         <w:spacing w:lineRule="auto" w:line="360" w:before="0" w:after="0"/>
@@ -1388,7 +1388,7 @@
       <w:pPr>
         <w:pStyle w:val="Normal"/>
         <w:widowControl/>
-        <w:overflowPunct w:val="true"/>
+        <w:overflowPunct w:val="false"/>
         <w:bidi w:val="0"/>
         <w:snapToGrid w:val="true"/>
         <w:spacing w:lineRule="auto" w:line="360" w:before="0" w:after="0"/>
@@ -1415,7 +1415,7 @@
       <w:pPr>
         <w:pStyle w:val="Normal"/>
         <w:widowControl/>
-        <w:overflowPunct w:val="true"/>
+        <w:overflowPunct w:val="false"/>
         <w:bidi w:val="0"/>
         <w:snapToGrid w:val="true"/>
         <w:spacing w:lineRule="auto" w:line="360" w:before="0" w:after="0"/>
@@ -1442,7 +1442,7 @@
       <w:pPr>
         <w:pStyle w:val="Normal"/>
         <w:widowControl/>
-        <w:overflowPunct w:val="true"/>
+        <w:overflowPunct w:val="false"/>
         <w:bidi w:val="0"/>
         <w:snapToGrid w:val="true"/>
         <w:spacing w:lineRule="auto" w:line="360" w:before="0" w:after="0"/>
@@ -3304,7 +3304,7 @@
     <w:p>
       <w:pPr>
         <w:pStyle w:val="Normal"/>
-        <w:overflowPunct w:val="true"/>
+        <w:overflowPunct w:val="false"/>
         <w:snapToGrid w:val="true"/>
         <w:spacing w:lineRule="auto" w:line="360" w:before="0" w:after="0"/>
         <w:jc w:val="both"/>
@@ -3326,7 +3326,7 @@
     <w:p>
       <w:pPr>
         <w:pStyle w:val="Normal"/>
-        <w:overflowPunct w:val="true"/>
+        <w:overflowPunct w:val="false"/>
         <w:snapToGrid w:val="true"/>
         <w:spacing w:lineRule="auto" w:line="360" w:before="0" w:after="0"/>
         <w:jc w:val="both"/>
@@ -3348,7 +3348,7 @@
     <w:p>
       <w:pPr>
         <w:pStyle w:val="Normal"/>
-        <w:overflowPunct w:val="true"/>
+        <w:overflowPunct w:val="false"/>
         <w:snapToGrid w:val="true"/>
         <w:spacing w:lineRule="auto" w:line="360" w:before="0" w:after="0"/>
         <w:jc w:val="both"/>
@@ -3370,7 +3370,7 @@
     <w:p>
       <w:pPr>
         <w:pStyle w:val="Normal"/>
-        <w:overflowPunct w:val="true"/>
+        <w:overflowPunct w:val="false"/>
         <w:snapToGrid w:val="true"/>
         <w:spacing w:lineRule="auto" w:line="360" w:before="0" w:after="0"/>
         <w:jc w:val="both"/>
@@ -3392,7 +3392,7 @@
     <w:p>
       <w:pPr>
         <w:pStyle w:val="Normal"/>
-        <w:overflowPunct w:val="true"/>
+        <w:overflowPunct w:val="false"/>
         <w:snapToGrid w:val="true"/>
         <w:spacing w:lineRule="auto" w:line="360" w:before="0" w:after="0"/>
         <w:jc w:val="both"/>
@@ -3414,7 +3414,7 @@
     <w:p>
       <w:pPr>
         <w:pStyle w:val="Normal"/>
-        <w:overflowPunct w:val="true"/>
+        <w:overflowPunct w:val="false"/>
         <w:snapToGrid w:val="true"/>
         <w:spacing w:lineRule="auto" w:line="360" w:before="0" w:after="0"/>
         <w:jc w:val="both"/>
@@ -3436,7 +3436,7 @@
     <w:p>
       <w:pPr>
         <w:pStyle w:val="Normal"/>
-        <w:overflowPunct w:val="true"/>
+        <w:overflowPunct w:val="false"/>
         <w:snapToGrid w:val="true"/>
         <w:spacing w:lineRule="auto" w:line="360" w:before="0" w:after="0"/>
         <w:jc w:val="both"/>
@@ -3458,7 +3458,7 @@
     <w:p>
       <w:pPr>
         <w:pStyle w:val="Normal"/>
-        <w:overflowPunct w:val="true"/>
+        <w:overflowPunct w:val="false"/>
         <w:snapToGrid w:val="true"/>
         <w:spacing w:lineRule="auto" w:line="360" w:before="0" w:after="0"/>
         <w:jc w:val="both"/>
@@ -3480,7 +3480,7 @@
     <w:p>
       <w:pPr>
         <w:pStyle w:val="Normal"/>
-        <w:overflowPunct w:val="true"/>
+        <w:overflowPunct w:val="false"/>
         <w:snapToGrid w:val="true"/>
         <w:spacing w:lineRule="auto" w:line="360" w:before="0" w:after="0"/>
         <w:jc w:val="both"/>
@@ -3502,7 +3502,7 @@
     <w:p>
       <w:pPr>
         <w:pStyle w:val="Normal"/>
-        <w:overflowPunct w:val="true"/>
+        <w:overflowPunct w:val="false"/>
         <w:snapToGrid w:val="true"/>
         <w:spacing w:lineRule="auto" w:line="360" w:before="0" w:after="0"/>
         <w:jc w:val="both"/>
@@ -3524,7 +3524,7 @@
     <w:p>
       <w:pPr>
         <w:pStyle w:val="Normal"/>
-        <w:overflowPunct w:val="true"/>
+        <w:overflowPunct w:val="false"/>
         <w:snapToGrid w:val="true"/>
         <w:spacing w:lineRule="auto" w:line="360" w:before="0" w:after="0"/>
         <w:jc w:val="both"/>
@@ -3546,7 +3546,7 @@
     <w:p>
       <w:pPr>
         <w:pStyle w:val="Normal"/>
-        <w:overflowPunct w:val="true"/>
+        <w:overflowPunct w:val="false"/>
         <w:snapToGrid w:val="true"/>
         <w:spacing w:lineRule="auto" w:line="360" w:before="0" w:after="0"/>
         <w:jc w:val="both"/>
@@ -3568,7 +3568,7 @@
     <w:p>
       <w:pPr>
         <w:pStyle w:val="Normal"/>
-        <w:overflowPunct w:val="true"/>
+        <w:overflowPunct w:val="false"/>
         <w:snapToGrid w:val="true"/>
         <w:spacing w:lineRule="auto" w:line="360" w:before="0" w:after="0"/>
         <w:jc w:val="both"/>
@@ -3590,7 +3590,7 @@
     <w:p>
       <w:pPr>
         <w:pStyle w:val="Normal"/>
-        <w:overflowPunct w:val="true"/>
+        <w:overflowPunct w:val="false"/>
         <w:snapToGrid w:val="true"/>
         <w:spacing w:lineRule="auto" w:line="360" w:before="0" w:after="0"/>
         <w:jc w:val="both"/>
@@ -3612,7 +3612,7 @@
     <w:p>
       <w:pPr>
         <w:pStyle w:val="Normal"/>
-        <w:overflowPunct w:val="true"/>
+        <w:overflowPunct w:val="false"/>
         <w:snapToGrid w:val="true"/>
         <w:spacing w:lineRule="auto" w:line="360" w:before="0" w:after="0"/>
         <w:jc w:val="both"/>
@@ -3634,7 +3634,7 @@
     <w:p>
       <w:pPr>
         <w:pStyle w:val="Normal"/>
-        <w:overflowPunct w:val="true"/>
+        <w:overflowPunct w:val="false"/>
         <w:snapToGrid w:val="true"/>
         <w:spacing w:lineRule="auto" w:line="360" w:before="0" w:after="0"/>
         <w:jc w:val="both"/>
@@ -3656,7 +3656,7 @@
     <w:p>
       <w:pPr>
         <w:pStyle w:val="Normal"/>
-        <w:overflowPunct w:val="true"/>
+        <w:overflowPunct w:val="false"/>
         <w:snapToGrid w:val="true"/>
         <w:spacing w:lineRule="auto" w:line="360" w:before="0" w:after="0"/>
         <w:jc w:val="both"/>
@@ -3678,7 +3678,7 @@
     <w:p>
       <w:pPr>
         <w:pStyle w:val="Normal"/>
-        <w:overflowPunct w:val="true"/>
+        <w:overflowPunct w:val="false"/>
         <w:snapToGrid w:val="true"/>
         <w:spacing w:lineRule="auto" w:line="360" w:before="0" w:after="0"/>
         <w:jc w:val="both"/>
@@ -3700,7 +3700,7 @@
     <w:p>
       <w:pPr>
         <w:pStyle w:val="Normal"/>
-        <w:overflowPunct w:val="true"/>
+        <w:overflowPunct w:val="false"/>
         <w:snapToGrid w:val="true"/>
         <w:spacing w:lineRule="auto" w:line="360" w:before="0" w:after="0"/>
         <w:jc w:val="both"/>
@@ -3722,7 +3722,7 @@
     <w:p>
       <w:pPr>
         <w:pStyle w:val="Normal"/>
-        <w:overflowPunct w:val="true"/>
+        <w:overflowPunct w:val="false"/>
         <w:snapToGrid w:val="true"/>
         <w:spacing w:lineRule="auto" w:line="360" w:before="0" w:after="0"/>
         <w:jc w:val="both"/>
@@ -3787,7 +3787,7 @@
     <w:p>
       <w:pPr>
         <w:pStyle w:val="Normal"/>
-        <w:overflowPunct w:val="true"/>
+        <w:overflowPunct w:val="false"/>
         <w:snapToGrid w:val="true"/>
         <w:spacing w:lineRule="auto" w:line="360" w:before="0" w:after="0"/>
         <w:jc w:val="center"/>
@@ -4017,7 +4017,7 @@
     <w:p>
       <w:pPr>
         <w:pStyle w:val="Normal"/>
-        <w:overflowPunct w:val="true"/>
+        <w:overflowPunct w:val="false"/>
         <w:snapToGrid w:val="true"/>
         <w:spacing w:lineRule="auto" w:line="360" w:before="0" w:after="0"/>
         <w:jc w:val="center"/>
@@ -4113,29 +4113,7 @@
     <w:p>
       <w:pPr>
         <w:pStyle w:val="Normal"/>
-        <w:jc w:val="both"/>
-        <w:rPr>
-          <w:rFonts w:ascii="Times New Roman" w:hAnsi="Times New Roman" w:cs="Times New Roman"/>
-          <w:b/>
-          <w:bCs/>
-          <w:sz w:val="28"/>
-          <w:szCs w:val="28"/>
-        </w:rPr>
-      </w:pPr>
-      <w:r>
-        <w:rPr>
-          <w:rFonts w:cs="Times New Roman" w:ascii="Times New Roman" w:hAnsi="Times New Roman"/>
-          <w:b/>
-          <w:bCs/>
-          <w:sz w:val="28"/>
-          <w:szCs w:val="28"/>
-        </w:rPr>
-      </w:r>
-    </w:p>
-    <w:p>
-      <w:pPr>
-        <w:pStyle w:val="Normal"/>
-        <w:overflowPunct w:val="true"/>
+        <w:overflowPunct w:val="false"/>
         <w:snapToGrid w:val="true"/>
         <w:spacing w:lineRule="auto" w:line="360" w:before="0" w:after="0"/>
         <w:jc w:val="center"/>
@@ -4412,7 +4390,7 @@
     <w:p>
       <w:pPr>
         <w:pStyle w:val="Normal"/>
-        <w:overflowPunct w:val="true"/>
+        <w:overflowPunct w:val="false"/>
         <w:snapToGrid w:val="true"/>
         <w:spacing w:lineRule="auto" w:line="360" w:before="0" w:after="0"/>
         <w:jc w:val="center"/>
@@ -4439,67 +4417,21 @@
     <w:p>
       <w:pPr>
         <w:pStyle w:val="Normal"/>
-        <w:jc w:val="both"/>
-        <w:rPr>
-          <w:rFonts w:ascii="Times New Roman" w:hAnsi="Times New Roman" w:cs="Times New Roman"/>
-          <w:b/>
-          <w:bCs/>
-          <w:sz w:val="28"/>
-          <w:szCs w:val="28"/>
-        </w:rPr>
-      </w:pPr>
-      <w:r>
-        <w:rPr>
-          <w:rFonts w:cs="Times New Roman" w:ascii="Times New Roman" w:hAnsi="Times New Roman"/>
-          <w:b/>
-          <w:bCs/>
-          <w:sz w:val="28"/>
-          <w:szCs w:val="28"/>
-        </w:rPr>
-      </w:r>
-    </w:p>
-    <w:p>
-      <w:pPr>
-        <w:pStyle w:val="Normal"/>
-        <w:jc w:val="both"/>
-        <w:rPr>
-          <w:rFonts w:ascii="Times New Roman" w:hAnsi="Times New Roman" w:cs="Times New Roman"/>
-          <w:b/>
-          <w:bCs/>
-          <w:sz w:val="28"/>
-          <w:szCs w:val="28"/>
-        </w:rPr>
-      </w:pPr>
-      <w:r>
-        <w:rPr>
-          <w:rFonts w:cs="Times New Roman" w:ascii="Times New Roman" w:hAnsi="Times New Roman"/>
-          <w:b/>
-          <w:bCs/>
-          <w:sz w:val="28"/>
-          <w:szCs w:val="28"/>
-        </w:rPr>
-      </w:r>
-    </w:p>
-    <w:p>
-      <w:pPr>
-        <w:pStyle w:val="Normal"/>
-        <w:jc w:val="both"/>
-        <w:rPr>
-          <w:rFonts w:ascii="Times New Roman" w:hAnsi="Times New Roman" w:cs="Times New Roman"/>
-          <w:b/>
-          <w:bCs/>
-          <w:sz w:val="28"/>
-          <w:szCs w:val="28"/>
-        </w:rPr>
-      </w:pPr>
-      <w:r>
-        <w:rPr>
-          <w:rFonts w:cs="Times New Roman" w:ascii="Times New Roman" w:hAnsi="Times New Roman"/>
-          <w:b/>
-          <w:bCs/>
-          <w:sz w:val="28"/>
-          <w:szCs w:val="28"/>
-        </w:rPr>
+        <w:overflowPunct w:val="false"/>
+        <w:snapToGrid w:val="true"/>
+        <w:spacing w:lineRule="auto" w:line="360" w:before="0" w:after="0"/>
+        <w:jc w:val="center"/>
+        <w:textAlignment w:val="auto"/>
+        <w:rPr>
+          <w:rFonts w:ascii="Times New Roman" w:hAnsi="Times New Roman" w:cs="Times New Roman"/>
+          <w:b w:val="false"/>
+          <w:bCs w:val="false"/>
+          <w:sz w:val="28"/>
+          <w:szCs w:val="28"/>
+        </w:rPr>
+      </w:pPr>
+      <w:r>
+        <w:rPr/>
       </w:r>
     </w:p>
     <w:p>
@@ -4571,27 +4503,7 @@
         </w:rPr>
         <w:t xml:space="preserve">Создаём и редактируем файл </w:t>
         <w:br/>
-        <w:t xml:space="preserve">Рисунок </w:t>
-      </w:r>
-      <w:r>
-        <w:rPr>
-          <w:rFonts w:cs="Times New Roman" w:ascii="Times New Roman" w:hAnsi="Times New Roman"/>
-          <w:b w:val="false"/>
-          <w:bCs w:val="false"/>
-          <w:sz w:val="28"/>
-          <w:szCs w:val="28"/>
-        </w:rPr>
-        <w:t>5</w:t>
-      </w:r>
-      <w:r>
-        <w:rPr>
-          <w:rFonts w:cs="Times New Roman" w:ascii="Times New Roman" w:hAnsi="Times New Roman"/>
-          <w:b w:val="false"/>
-          <w:bCs w:val="false"/>
-          <w:sz w:val="28"/>
-          <w:szCs w:val="28"/>
-        </w:rPr>
-        <w:t xml:space="preserve"> — Создаём и открываем конфигурационный файл </w:t>
+        <w:t xml:space="preserve">Рисунок 5 — Создаём и открываем конфигурационный файл </w:t>
       </w:r>
     </w:p>
     <w:p>
@@ -4661,27 +4573,7 @@
           <w:sz w:val="28"/>
           <w:szCs w:val="28"/>
         </w:rPr>
-        <w:t xml:space="preserve">Рисунок </w:t>
-      </w:r>
-      <w:r>
-        <w:rPr>
-          <w:rFonts w:cs="Times New Roman" w:ascii="Times New Roman" w:hAnsi="Times New Roman"/>
-          <w:b w:val="false"/>
-          <w:bCs w:val="false"/>
-          <w:sz w:val="28"/>
-          <w:szCs w:val="28"/>
-        </w:rPr>
-        <w:t>6</w:t>
-      </w:r>
-      <w:r>
-        <w:rPr>
-          <w:rFonts w:cs="Times New Roman" w:ascii="Times New Roman" w:hAnsi="Times New Roman"/>
-          <w:b w:val="false"/>
-          <w:bCs w:val="false"/>
-          <w:sz w:val="28"/>
-          <w:szCs w:val="28"/>
-        </w:rPr>
-        <w:t xml:space="preserve"> — Редактируем конфигурационный файл </w:t>
+        <w:t xml:space="preserve">Рисунок 6 — Редактируем конфигурационный файл </w:t>
       </w:r>
     </w:p>
     <w:p>
@@ -5022,37 +4914,7 @@
           <w:sz w:val="28"/>
           <w:szCs w:val="28"/>
         </w:rPr>
-        <w:t xml:space="preserve">Рисунок </w:t>
-      </w:r>
-      <w:r>
-        <w:rPr>
-          <w:rFonts w:cs="Times New Roman" w:ascii="Times New Roman" w:hAnsi="Times New Roman"/>
-          <w:b w:val="false"/>
-          <w:bCs w:val="false"/>
-          <w:sz w:val="28"/>
-          <w:szCs w:val="28"/>
-        </w:rPr>
-        <w:t>7</w:t>
-      </w:r>
-      <w:r>
-        <w:rPr>
-          <w:rFonts w:cs="Times New Roman" w:ascii="Times New Roman" w:hAnsi="Times New Roman"/>
-          <w:b w:val="false"/>
-          <w:bCs w:val="false"/>
-          <w:sz w:val="28"/>
-          <w:szCs w:val="28"/>
-        </w:rPr>
-        <w:t xml:space="preserve"> — Отключаем другую службу </w:t>
-      </w:r>
-      <w:r>
-        <w:rPr>
-          <w:rFonts w:cs="Times New Roman" w:ascii="Times New Roman" w:hAnsi="Times New Roman"/>
-          <w:b w:val="false"/>
-          <w:bCs w:val="false"/>
-          <w:sz w:val="28"/>
-          <w:szCs w:val="28"/>
-        </w:rPr>
-        <w:t>systemd-networkd</w:t>
+        <w:t>Рисунок 7 — Отключаем другую службу systemd-networkd</w:t>
       </w:r>
     </w:p>
     <w:p>
@@ -5200,27 +5062,7 @@
           <w:sz w:val="28"/>
           <w:szCs w:val="28"/>
         </w:rPr>
-        <w:t xml:space="preserve">Рисунок </w:t>
-      </w:r>
-      <w:r>
-        <w:rPr>
-          <w:rFonts w:cs="Times New Roman" w:ascii="Times New Roman" w:hAnsi="Times New Roman"/>
-          <w:b w:val="false"/>
-          <w:bCs w:val="false"/>
-          <w:sz w:val="28"/>
-          <w:szCs w:val="28"/>
-        </w:rPr>
-        <w:t>8</w:t>
-      </w:r>
-      <w:r>
-        <w:rPr>
-          <w:rFonts w:cs="Times New Roman" w:ascii="Times New Roman" w:hAnsi="Times New Roman"/>
-          <w:b w:val="false"/>
-          <w:bCs w:val="false"/>
-          <w:sz w:val="28"/>
-          <w:szCs w:val="28"/>
-        </w:rPr>
-        <w:t xml:space="preserve"> — Включаем межсетевой экран</w:t>
+        <w:t>Рисунок 8 — Включаем межсетевой экран</w:t>
       </w:r>
     </w:p>
     <w:p>
@@ -5314,27 +5156,7 @@
           <w:sz w:val="28"/>
           <w:szCs w:val="28"/>
         </w:rPr>
-        <w:t xml:space="preserve">Рисунок </w:t>
-      </w:r>
-      <w:r>
-        <w:rPr>
-          <w:rFonts w:cs="Times New Roman" w:ascii="Times New Roman" w:hAnsi="Times New Roman"/>
-          <w:b w:val="false"/>
-          <w:bCs w:val="false"/>
-          <w:sz w:val="28"/>
-          <w:szCs w:val="28"/>
-        </w:rPr>
-        <w:t>9</w:t>
-      </w:r>
-      <w:r>
-        <w:rPr>
-          <w:rFonts w:cs="Times New Roman" w:ascii="Times New Roman" w:hAnsi="Times New Roman"/>
-          <w:b w:val="false"/>
-          <w:bCs w:val="false"/>
-          <w:sz w:val="28"/>
-          <w:szCs w:val="28"/>
-        </w:rPr>
-        <w:t xml:space="preserve"> — Запрещаем соединения на 80-й порт </w:t>
+        <w:t xml:space="preserve">Рисунок 9 — Запрещаем соединения на 80-й порт </w:t>
       </w:r>
     </w:p>
     <w:p>
@@ -6159,7 +5981,13 @@
         </w:rPr>
       </w:pPr>
       <w:r>
-        <w:rPr/>
+        <w:rPr>
+          <w:rFonts w:cs="Times New Roman" w:ascii="Times New Roman" w:hAnsi="Times New Roman"/>
+          <w:b/>
+          <w:bCs/>
+          <w:sz w:val="28"/>
+          <w:szCs w:val="28"/>
+        </w:rPr>
         <w:drawing>
           <wp:anchor behindDoc="0" distT="0" distB="0" distL="0" distR="0" simplePos="0" locked="0" layoutInCell="0" allowOverlap="1" relativeHeight="61">
             <wp:simplePos x="0" y="0"/>
@@ -6547,7 +6375,7 @@
         <w:pageBreakBefore w:val="false"/>
         <w:widowControl/>
         <w:suppressLineNumbers w:val="0"/>
-        <w:overflowPunct w:val="true"/>
+        <w:overflowPunct w:val="false"/>
         <w:bidi w:val="0"/>
         <w:snapToGrid w:val="true"/>
         <w:spacing w:lineRule="auto" w:line="360" w:before="57" w:after="57"/>
@@ -6902,7 +6730,7 @@
       <mc:AlternateContent>
         <mc:Choice Requires="wps">
           <w:drawing>
-            <wp:anchor behindDoc="1" distT="0" distB="0" distL="0" distR="0" simplePos="0" locked="0" layoutInCell="0" allowOverlap="1" relativeHeight="32">
+            <wp:anchor behindDoc="1" distT="0" distB="0" distL="0" distR="0" simplePos="0" locked="0" layoutInCell="0" allowOverlap="1" relativeHeight="31">
               <wp:simplePos x="0" y="0"/>
               <wp:positionH relativeFrom="margin">
                 <wp:align>center</wp:align>
@@ -6990,7 +6818,7 @@
                               <w:rFonts w:cs="Times New Roman" w:ascii="Times New Roman" w:hAnsi="Times New Roman"/>
                               <w:color w:val="000000"/>
                             </w:rPr>
-                            <w:t>17</w:t>
+                            <w:t>13</w:t>
                           </w:r>
                           <w:r>
                             <w:rPr>
@@ -7065,7 +6893,7 @@
                         <w:rFonts w:cs="Times New Roman" w:ascii="Times New Roman" w:hAnsi="Times New Roman"/>
                         <w:color w:val="000000"/>
                       </w:rPr>
-                      <w:t>17</w:t>
+                      <w:t>13</w:t>
                     </w:r>
                     <w:r>
                       <w:rPr>
